--- a/docs/03_MANUEL_UTILISATEUR_PRATICIEN_ET_HOPITAL.docx
+++ b/docs/03_MANUEL_UTILISATEUR_PRATICIEN_ET_HOPITAL.docx
@@ -913,7 +913,84 @@
           <w:b/>
           <w:color w:val="1E293B"/>
         </w:rPr>
-        <w:t>Prescription des médicaments :</w:t>
+        <w:t>Prescription des médicaments avec filtrage géolocalisé des stocks :</w:t>
+      </w:r>
+    </w:p>
+    <w:p>
+      <w:pPr>
+        <w:pStyle w:val="ListBullet"/>
+        <w:spacing w:before="20" w:after="40" w:line="276" w:lineRule="auto"/>
+      </w:pPr>
+      <w:r>
+        <w:rPr>
+          <w:b/>
+          <w:color w:val="1E293B"/>
+        </w:rPr>
+        <w:t>Mode recommandé actif par défaut :</w:t>
+      </w:r>
+      <w:r>
+        <w:rPr>
+          <w:color w:val="1E293B"/>
+        </w:rPr>
+        <w:t xml:space="preserve"> La liste des médicaments est automatiquement filtrée sur les produits </w:t>
+      </w:r>
+      <w:r>
+        <w:rPr>
+          <w:b/>
+          <w:color w:val="1E293B"/>
+        </w:rPr>
+        <w:t>disponibles en stock réel dans les pharmacies ouvertes à proximité du patient (&lt; 15 km)</w:t>
+      </w:r>
+      <w:r>
+        <w:rPr>
+          <w:color w:val="1E293B"/>
+        </w:rPr>
+        <w:t xml:space="preserve">. Chaque spécialité affiche son badge : </w:t>
+      </w:r>
+      <w:r>
+        <w:rPr>
+          <w:i/>
+          <w:color w:val="1E293B"/>
+        </w:rPr>
+        <w:t>« En stock (X pharmacies proches) »</w:t>
+      </w:r>
+      <w:r>
+        <w:rPr>
+          <w:color w:val="1E293B"/>
+        </w:rPr>
+        <w:t>.</w:t>
+      </w:r>
+    </w:p>
+    <w:p>
+      <w:pPr>
+        <w:pStyle w:val="ListBullet"/>
+        <w:spacing w:before="20" w:after="40" w:line="276" w:lineRule="auto"/>
+      </w:pPr>
+      <w:r>
+        <w:rPr>
+          <w:b/>
+          <w:color w:val="1E293B"/>
+        </w:rPr>
+        <w:t>Déblocage si molécule spécifique :</w:t>
+      </w:r>
+      <w:r>
+        <w:rPr>
+          <w:color w:val="1E293B"/>
+        </w:rPr>
+        <w:t xml:space="preserve"> Vous pouvez cliquer sur </w:t>
+      </w:r>
+      <w:r>
+        <w:rPr>
+          <w:i/>
+          <w:color w:val="1E293B"/>
+        </w:rPr>
+        <w:t>« Voir tout »</w:t>
+      </w:r>
+      <w:r>
+        <w:rPr>
+          <w:color w:val="1E293B"/>
+        </w:rPr>
+        <w:t xml:space="preserve"> pour déverrouiller l'intégralité du catalogue national si une molécule rare est requise.</w:t>
       </w:r>
     </w:p>
     <w:p>
@@ -925,32 +1002,7 @@
         <w:rPr>
           <w:color w:val="1E293B"/>
         </w:rPr>
-        <w:t>Sélectionnez la molécule dans la liste officielle (</w:t>
-      </w:r>
-      <w:r>
-        <w:rPr>
-          <w:i/>
-          <w:color w:val="1E293B"/>
-        </w:rPr>
-        <w:t>ex: Artéméther / Luméfantrine</w:t>
-      </w:r>
-      <w:r>
-        <w:rPr>
-          <w:color w:val="1E293B"/>
-        </w:rPr>
-        <w:t>).</w:t>
-      </w:r>
-    </w:p>
-    <w:p>
-      <w:pPr>
-        <w:pStyle w:val="ListBullet"/>
-        <w:spacing w:before="20" w:after="40" w:line="276" w:lineRule="auto"/>
-      </w:pPr>
-      <w:r>
-        <w:rPr>
-          <w:color w:val="1E293B"/>
-        </w:rPr>
-        <w:t>Renseignez la forme, le dosage, la posologie quotidienne et la durée.</w:t>
+        <w:t>Renseignez la posologie quotidienne et la quantité prescrite.</w:t>
       </w:r>
     </w:p>
     <w:p>

--- a/docs/03_MANUEL_UTILISATEUR_PRATICIEN_ET_HOPITAL.docx
+++ b/docs/03_MANUEL_UTILISATEUR_PRATICIEN_ET_HOPITAL.docx
@@ -333,7 +333,33 @@
           <w:color w:val="132A45"/>
           <w:sz w:val="28"/>
         </w:rPr>
-        <w:t>2. Connexion, Prise de Service &amp; Détection de Présence</w:t>
+        <w:t>2. Connexion Sécurisée, Double Authentification (2FA) &amp; Prise de Service</w:t>
+      </w:r>
+    </w:p>
+    <w:p>
+      <w:pPr>
+        <w:spacing w:before="40" w:after="100" w:line="276" w:lineRule="auto"/>
+      </w:pPr>
+      <w:r>
+        <w:rPr>
+          <w:color w:val="1E293B"/>
+        </w:rPr>
+        <w:t>L'accès aux dossiers médicaux et aux téléconsultations est protégé par un protocole cryptographique de niveau hospitalier :</w:t>
+      </w:r>
+    </w:p>
+    <w:p>
+      <w:pPr>
+        <w:keepNext/>
+        <w:spacing w:before="200" w:after="80"/>
+      </w:pPr>
+      <w:r>
+        <w:rPr>
+          <w:rFonts w:ascii="Arial" w:hAnsi="Arial"/>
+          <w:b/>
+          <w:color w:val="529927"/>
+          <w:sz w:val="24"/>
+        </w:rPr>
+        <w:t>2.1. Authentification &amp; Code de Sécurité 2FA</w:t>
       </w:r>
     </w:p>
     <w:p>
@@ -345,7 +371,7 @@
         <w:rPr>
           <w:color w:val="1E293B"/>
         </w:rPr>
-        <w:t>Rendez-vous sur l'adresse du portail praticien.</w:t>
+        <w:t>Rendez-vous sur l'adresse officielle du portail praticien.</w:t>
       </w:r>
     </w:p>
     <w:p>
@@ -383,7 +409,7 @@
         <w:rPr>
           <w:color w:val="1E293B"/>
         </w:rPr>
-        <w:t>.</w:t>
+        <w:t xml:space="preserve"> conforme aux exigences de sécurité (8 caractères minimum avec majuscule, minuscule, chiffre et symbole).</w:t>
       </w:r>
     </w:p>
     <w:p>
@@ -421,7 +447,59 @@
           <w:b/>
           <w:color w:val="1E293B"/>
         </w:rPr>
-        <w:t>Gestion du statut de présence (Heartbeat) :</w:t>
+        <w:t>Validation du code OTP 2FA :</w:t>
+      </w:r>
+      <w:r>
+        <w:rPr>
+          <w:color w:val="1E293B"/>
+        </w:rPr>
+        <w:t xml:space="preserve"> Un code d'authentification à 6 chiffres est instantanément acheminé sur votre messagerie professionnelle via le service transactionnel Brevo.</w:t>
+      </w:r>
+    </w:p>
+    <w:p>
+      <w:pPr>
+        <w:pStyle w:val="ListNumber"/>
+        <w:spacing w:before="20" w:after="40" w:line="276" w:lineRule="auto"/>
+      </w:pPr>
+      <w:r>
+        <w:rPr>
+          <w:color w:val="1E293B"/>
+        </w:rPr>
+        <w:t>Saisissez ce code pour valider votre identité (code valide pendant 10 minutes).</w:t>
+      </w:r>
+    </w:p>
+    <w:p>
+      <w:pPr>
+        <w:pStyle w:val="ListNumber"/>
+        <w:spacing w:before="20" w:after="40" w:line="276" w:lineRule="auto"/>
+      </w:pPr>
+      <w:r>
+        <w:rPr>
+          <w:b/>
+          <w:color w:val="1E293B"/>
+        </w:rPr>
+        <w:t>Sécurité anti-intrusion :</w:t>
+      </w:r>
+      <w:r>
+        <w:rPr>
+          <w:color w:val="1E293B"/>
+        </w:rPr>
+        <w:t xml:space="preserve"> Après 10 tentatives infructueuses consécutives, l'accès au compte praticien est automatiquement suspendu pendant 30 minutes avec envoi d'un courriel d'alerte à l'administrateur hospitalier.</w:t>
+      </w:r>
+    </w:p>
+    <w:p>
+      <w:pPr>
+        <w:keepNext/>
+        <w:spacing w:before="200" w:after="80"/>
+      </w:pPr>
+      <w:r>
+        <w:rPr>
+          <w:rFonts w:ascii="Arial" w:hAnsi="Arial"/>
+          <w:b/>
+          <w:color w:val="529927"/>
+          <w:sz w:val="24"/>
+        </w:rPr>
+        <w:t>2.2. Prise de Service &amp; Détection de Présence en Direct (Heartbeat)</w:t>
       </w:r>
     </w:p>
     <w:p>
@@ -431,9 +509,16 @@
       </w:pPr>
       <w:r>
         <w:rPr>
+          <w:b/>
           <w:color w:val="1E293B"/>
         </w:rPr>
-        <w:t xml:space="preserve">Sur votre tableau de bord, activez le commutateur </w:t>
+        <w:t>Commutateur de présence :</w:t>
+      </w:r>
+      <w:r>
+        <w:rPr>
+          <w:color w:val="1E293B"/>
+        </w:rPr>
+        <w:t xml:space="preserve"> Sur votre tableau de bord, activez le commutateur </w:t>
       </w:r>
       <w:r>
         <w:rPr>
@@ -446,7 +531,7 @@
         <w:rPr>
           <w:color w:val="1E293B"/>
         </w:rPr>
-        <w:t xml:space="preserve"> lorsque vous êtes prêt à recevoir des patients.</w:t>
+        <w:t xml:space="preserve"> dès que vous débutez votre garde ou plage de consultation.</w:t>
       </w:r>
     </w:p>
     <w:p>
@@ -456,9 +541,16 @@
       </w:pPr>
       <w:r>
         <w:rPr>
+          <w:b/>
           <w:color w:val="1E293B"/>
         </w:rPr>
-        <w:t>Votre application émet automatiquement un signal de présence périodique (</w:t>
+        <w:t>Signal périodique :</w:t>
+      </w:r>
+      <w:r>
+        <w:rPr>
+          <w:color w:val="1E293B"/>
+        </w:rPr>
+        <w:t xml:space="preserve"> Votre application émet automatiquement un signal régulier (</w:t>
       </w:r>
       <w:r>
         <w:rPr>
@@ -472,7 +564,7 @@
         <w:rPr>
           <w:color w:val="1E293B"/>
         </w:rPr>
-        <w:t>) pour informer les patients de votre disponibilité immédiate.</w:t>
+        <w:t>) informant les patients de votre disponibilité immédiate.</w:t>
       </w:r>
     </w:p>
     <w:p>
@@ -482,9 +574,16 @@
       </w:pPr>
       <w:r>
         <w:rPr>
+          <w:b/>
           <w:color w:val="1E293B"/>
         </w:rPr>
-        <w:t xml:space="preserve">Dès qu'une consultation démarre, votre statut bascule automatiquement sur </w:t>
+        <w:t>Protection en consultation :</w:t>
+      </w:r>
+      <w:r>
+        <w:rPr>
+          <w:color w:val="1E293B"/>
+        </w:rPr>
+        <w:t xml:space="preserve"> Dès qu'une consultation démarre, votre statut bascule automatiquement sur </w:t>
       </w:r>
       <w:r>
         <w:rPr>
@@ -497,7 +596,7 @@
         <w:rPr>
           <w:color w:val="1E293B"/>
         </w:rPr>
-        <w:t xml:space="preserve"> pour éviter d'être interrompu.</w:t>
+        <w:t xml:space="preserve"> pour préserver la confidentialité de la séance et éviter toute interruption.</w:t>
       </w:r>
     </w:p>
     <w:p>
@@ -1981,6 +2080,133 @@
         <w:t>Suivi de la réalisation des soins et validation des transmissions infirmières.</w:t>
       </w:r>
     </w:p>
+    <w:p>
+      <w:pPr>
+        <w:spacing w:before="120" w:after="240"/>
+      </w:pPr>
+      <w:r>
+        <w:rPr>
+          <w:color w:val="CBD5E1"/>
+        </w:rPr>
+        <w:t>―――――――――――――――――――――――――――――――――――――――――――――――――――――――</w:t>
+      </w:r>
+    </w:p>
+    <w:p>
+      <w:pPr>
+        <w:keepNext/>
+        <w:spacing w:before="280" w:after="120"/>
+      </w:pPr>
+      <w:r>
+        <w:rPr>
+          <w:rFonts w:ascii="Arial" w:hAnsi="Arial"/>
+          <w:b/>
+          <w:color w:val="132A45"/>
+          <w:sz w:val="28"/>
+        </w:rPr>
+        <w:t>8. Supervision Centrale &amp; Portail Super-Admin (`edoctor_admin`)</w:t>
+      </w:r>
+    </w:p>
+    <w:p>
+      <w:pPr>
+        <w:spacing w:before="40" w:after="100" w:line="276" w:lineRule="auto"/>
+      </w:pPr>
+      <w:r>
+        <w:rPr>
+          <w:color w:val="1E293B"/>
+        </w:rPr>
+        <w:t>Pour la direction générale et l'équipe de gouvernance nationale :</w:t>
+      </w:r>
+    </w:p>
+    <w:p>
+      <w:pPr>
+        <w:pStyle w:val="ListBullet"/>
+        <w:spacing w:before="20" w:after="40" w:line="276" w:lineRule="auto"/>
+      </w:pPr>
+      <w:r>
+        <w:rPr>
+          <w:b/>
+          <w:color w:val="1E293B"/>
+        </w:rPr>
+        <w:t>Portail Dédié :</w:t>
+      </w:r>
+      <w:r>
+        <w:rPr>
+          <w:color w:val="1E293B"/>
+        </w:rPr>
+        <w:t xml:space="preserve"> Accessible à l'adresse sécurisée </w:t>
+      </w:r>
+      <w:r>
+        <w:rPr>
+          <w:rFonts w:ascii="Consolas" w:hAnsi="Consolas"/>
+          <w:color w:val="132A45"/>
+          <w:sz w:val="19"/>
+        </w:rPr>
+        <w:t>https://admin-edoctor.ewaregroup.org</w:t>
+      </w:r>
+      <w:r>
+        <w:rPr>
+          <w:color w:val="1E293B"/>
+        </w:rPr>
+        <w:t xml:space="preserve"> (application Flutter Web conteneurisée sous Docker / Nginx déployée sur Dokploy).</w:t>
+      </w:r>
+    </w:p>
+    <w:p>
+      <w:pPr>
+        <w:pStyle w:val="ListBullet"/>
+        <w:spacing w:before="20" w:after="40" w:line="276" w:lineRule="auto"/>
+      </w:pPr>
+      <w:r>
+        <w:rPr>
+          <w:b/>
+          <w:color w:val="1E293B"/>
+        </w:rPr>
+        <w:t>Validation des Agréments Hospitaliers &amp; Cliniques :</w:t>
+      </w:r>
+      <w:r>
+        <w:rPr>
+          <w:color w:val="1E293B"/>
+        </w:rPr>
+        <w:t xml:space="preserve"> Examen et homologation des arrêtés ministériels MSHP et des conventions hospitalières avant ouverture des droits de téléconsultation.</w:t>
+      </w:r>
+    </w:p>
+    <w:p>
+      <w:pPr>
+        <w:pStyle w:val="ListBullet"/>
+        <w:spacing w:before="20" w:after="40" w:line="276" w:lineRule="auto"/>
+      </w:pPr>
+      <w:r>
+        <w:rPr>
+          <w:b/>
+          <w:color w:val="1E293B"/>
+        </w:rPr>
+        <w:t>Audit des Flux Cliniques &amp; Financiers :</w:t>
+      </w:r>
+      <w:r>
+        <w:rPr>
+          <w:color w:val="1E293B"/>
+        </w:rPr>
+        <w:t xml:space="preserve"> Supervision en temps réel des actes médicaux, volumes de consultations et traçabilité des règlements Mobile Money sans intrusion dans le secret médical du diagnostic.</w:t>
+      </w:r>
+    </w:p>
+    <w:p>
+      <w:pPr>
+        <w:pStyle w:val="ListBullet"/>
+        <w:spacing w:before="20" w:after="40" w:line="276" w:lineRule="auto"/>
+      </w:pPr>
+      <w:r>
+        <w:rPr>
+          <w:b/>
+          <w:color w:val="1E293B"/>
+        </w:rPr>
+        <w:t>Gestion des Litiges Usagers :</w:t>
+      </w:r>
+      <w:r>
+        <w:rPr>
+          <w:color w:val="1E293B"/>
+        </w:rPr>
+        <w:t xml:space="preserve"> Arbitrage et suivi des réclamations déposées par les patients ou praticiens avec horodatage certifié.</w:t>
+      </w:r>
+    </w:p>
     <w:sectPr>
       <w:headerReference w:type="default" r:id="rId9"/>
       <w:footerReference w:type="default" r:id="rId10"/>
